--- a/assignments/project-1-draftresume.docx
+++ b/assignments/project-1-draftresume.docx
@@ -17,25 +17,25 @@
         <w:br/>
       </w:r>
       <w:r>
-        <w:t xml:space="preserve">[Street Address]</w:t>
+        <w:t xml:space="preserve">7049 95th Street</w:t>
       </w:r>
       <w:r>
         <w:br/>
       </w:r>
       <w:r>
-        <w:t xml:space="preserve">[City, State ZIP]</w:t>
+        <w:t xml:space="preserve">Lubbock, Texas 79424</w:t>
       </w:r>
       <w:r>
         <w:br/>
       </w:r>
       <w:r>
-        <w:t xml:space="preserve">[(000) 000-0000] | [your.professional@email.com]</w:t>
+        <w:t xml:space="preserve">(361) 446-1657 | williamfowle98@gmail.com</w:t>
       </w:r>
       <w:r>
         <w:br/>
       </w:r>
       <w:r>
-        <w:t xml:space="preserve">[linkedin.com/in/yourprofile]</w:t>
+        <w:t xml:space="preserve">linkedin.com/in/williamfowle</w:t>
       </w:r>
     </w:p>
     <w:p>
@@ -45,20 +45,13 @@
         </w:pict>
       </w:r>
     </w:p>
-    <w:bookmarkStart w:id="9" w:name="education"/>
+    <w:bookmarkStart w:id="9" w:name="experience"/>
     <w:p>
       <w:pPr>
         <w:pStyle w:val="Heading2"/>
       </w:pPr>
       <w:r>
-        <w:t xml:space="preserve">Education</w:t>
-      </w:r>
-    </w:p>
-    <w:p>
-      <w:r>
-        <w:pict>
-          <v:rect style="width:0;height:1.5pt" o:hralign="center" o:hrstd="t" o:hr="t"/>
-        </w:pict>
+        <w:t xml:space="preserve">Experience</w:t>
       </w:r>
     </w:p>
     <w:p>
@@ -70,13 +63,13 @@
           <w:b/>
           <w:bCs/>
         </w:rPr>
-        <w:t xml:space="preserve">[B.S./B.A./B.B.A.], [Major]</w:t>
+        <w:t xml:space="preserve">Software Consultant</w:t>
       </w:r>
       <w:r>
         <w:br/>
       </w:r>
       <w:r>
-        <w:t xml:space="preserve">[Institution] — [City, State]</w:t>
+        <w:t xml:space="preserve">Invent Labs — Lubbock, Texas</w:t>
       </w:r>
       <w:r>
         <w:br/>
@@ -86,7 +79,7 @@
           <w:i/>
           <w:iCs/>
         </w:rPr>
-        <w:t xml:space="preserve">Expected [Month Year]</w:t>
+        <w:t xml:space="preserve">July 2026 – Present</w:t>
       </w:r>
     </w:p>
     <w:p>
@@ -98,7 +91,7 @@
         </w:numPr>
       </w:pPr>
       <w:r>
-        <w:t xml:space="preserve">Relevant coursework: [course; course; course]</w:t>
+        <w:t xml:space="preserve">Advises several software companies on technical and commercial growth strategy, spanning platform architecture decisions and go-to-market positioning.</w:t>
       </w:r>
     </w:p>
     <w:p>
@@ -110,24 +103,31 @@
         </w:numPr>
       </w:pPr>
       <w:r>
-        <w:t xml:space="preserve">[GPA: 0.00 — delete this bullet if you are not listing GPA]</w:t>
-      </w:r>
-    </w:p>
-    <w:bookmarkEnd w:id="9"/>
-    <w:bookmarkStart w:id="10" w:name="experience"/>
-    <w:p>
-      <w:pPr>
-        <w:pStyle w:val="Heading2"/>
-      </w:pPr>
-      <w:r>
-        <w:t xml:space="preserve">Experience</w:t>
-      </w:r>
-    </w:p>
-    <w:p>
-      <w:r>
-        <w:pict>
-          <v:rect style="width:0;height:1.5pt" o:hralign="center" o:hrstd="t" o:hr="t"/>
-        </w:pict>
+        <w:t xml:space="preserve">Collaborates with established engineering teams to help them adopt new industry trends such as AI native development.</w:t>
+      </w:r>
+    </w:p>
+    <w:p>
+      <w:pPr>
+        <w:pStyle w:val="Compact"/>
+        <w:numPr>
+          <w:ilvl w:val="0"/>
+          <w:numId w:val="1001"/>
+        </w:numPr>
+      </w:pPr>
+      <w:r>
+        <w:t xml:space="preserve">Scopes and negotiates client engagements end to end, from initial discovery through signed statement of work.</w:t>
+      </w:r>
+    </w:p>
+    <w:p>
+      <w:pPr>
+        <w:pStyle w:val="Compact"/>
+        <w:numPr>
+          <w:ilvl w:val="0"/>
+          <w:numId w:val="1001"/>
+        </w:numPr>
+      </w:pPr>
+      <w:r>
+        <w:t xml:space="preserve">Identifies client pain points during discovery conversations and translates them into prioritized technical solutions.</w:t>
       </w:r>
     </w:p>
     <w:p>
@@ -139,13 +139,13 @@
           <w:b/>
           <w:bCs/>
         </w:rPr>
-        <w:t xml:space="preserve">[Job Title]</w:t>
+        <w:t xml:space="preserve">Head of Engineering</w:t>
       </w:r>
       <w:r>
         <w:br/>
       </w:r>
       <w:r>
-        <w:t xml:space="preserve">[Organization] — [City, State]</w:t>
+        <w:t xml:space="preserve">Palpabl — Lubbock, Texas</w:t>
       </w:r>
       <w:r>
         <w:br/>
@@ -155,7 +155,7 @@
           <w:i/>
           <w:iCs/>
         </w:rPr>
-        <w:t xml:space="preserve">[Month Year] – [Month Year]</w:t>
+        <w:t xml:space="preserve">September 2025 – July 2026</w:t>
       </w:r>
     </w:p>
     <w:p>
@@ -167,7 +167,7 @@
         </w:numPr>
       </w:pPr>
       <w:r>
-        <w:t xml:space="preserve">[Action verb + what you did + measurable result.]</w:t>
+        <w:t xml:space="preserve">Owned the full product lifecycle of a cloud-native, multi-tenant SaaS platform, from concept origination through production-ready MVP delivery and go-to-market positioning.</w:t>
       </w:r>
     </w:p>
     <w:p>
@@ -179,7 +179,7 @@
         </w:numPr>
       </w:pPr>
       <w:r>
-        <w:t xml:space="preserve">[Different action verb + what you did + measurable result.]</w:t>
+        <w:t xml:space="preserve">Drove the self-service commercialization strategy, including subscription infrastructure, storefront, and automated customer onboarding.</w:t>
       </w:r>
     </w:p>
     <w:p>
@@ -191,7 +191,31 @@
         </w:numPr>
       </w:pPr>
       <w:r>
-        <w:t xml:space="preserve">[Different action verb + what you did + measurable result.]</w:t>
+        <w:t xml:space="preserve">Directed a team of 5 engineers and delivered the platform to go-live readiness within six months of active development.</w:t>
+      </w:r>
+    </w:p>
+    <w:p>
+      <w:pPr>
+        <w:pStyle w:val="Compact"/>
+        <w:numPr>
+          <w:ilvl w:val="0"/>
+          <w:numId w:val="1002"/>
+        </w:numPr>
+      </w:pPr>
+      <w:r>
+        <w:t xml:space="preserve">Worked with marketing and product teams to get company alignment and cross-cut non technical stakeholder requirements into positive technical outcomes.</w:t>
+      </w:r>
+    </w:p>
+    <w:p>
+      <w:pPr>
+        <w:pStyle w:val="Compact"/>
+        <w:numPr>
+          <w:ilvl w:val="0"/>
+          <w:numId w:val="1002"/>
+        </w:numPr>
+      </w:pPr>
+      <w:r>
+        <w:t xml:space="preserve">Prospected and qualified Palpabl’s first paying customer and lead them through the onboarding process establishing critical go to market patterns for follow on sales associates.</w:t>
       </w:r>
     </w:p>
     <w:p>
@@ -203,13 +227,13 @@
           <w:b/>
           <w:bCs/>
         </w:rPr>
-        <w:t xml:space="preserve">[Job Title]</w:t>
+        <w:t xml:space="preserve">Software Engineer</w:t>
       </w:r>
       <w:r>
         <w:br/>
       </w:r>
       <w:r>
-        <w:t xml:space="preserve">[Organization] — [City, State]</w:t>
+        <w:t xml:space="preserve">Mandry Technology — Lubbock, Texas</w:t>
       </w:r>
       <w:r>
         <w:br/>
@@ -219,7 +243,7 @@
           <w:i/>
           <w:iCs/>
         </w:rPr>
-        <w:t xml:space="preserve">[Month Year] – [Month Year]</w:t>
+        <w:t xml:space="preserve">July 2024 – October 2025</w:t>
       </w:r>
     </w:p>
     <w:p>
@@ -231,7 +255,7 @@
         </w:numPr>
       </w:pPr>
       <w:r>
-        <w:t xml:space="preserve">[Action verb + what you did + measurable result.]</w:t>
+        <w:t xml:space="preserve">Authored the go-to-market brief establishing a $2–5 billion total addressable market and the platform’s initial pricing model, presented for executive review, later approved.</w:t>
       </w:r>
     </w:p>
     <w:p>
@@ -243,24 +267,47 @@
         </w:numPr>
       </w:pPr>
       <w:r>
-        <w:t xml:space="preserve">[Different action verb + what you did + measurable result.]</w:t>
-      </w:r>
-    </w:p>
-    <w:bookmarkEnd w:id="10"/>
-    <w:bookmarkStart w:id="11" w:name="skills"/>
-    <w:p>
-      <w:pPr>
-        <w:pStyle w:val="Heading2"/>
-      </w:pPr>
-      <w:r>
-        <w:t xml:space="preserve">Skills</w:t>
-      </w:r>
-    </w:p>
-    <w:p>
-      <w:r>
-        <w:pict>
-          <v:rect style="width:0;height:1.5pt" o:hralign="center" o:hrstd="t" o:hr="t"/>
-        </w:pict>
+        <w:t xml:space="preserve">Secured three design-partner commitments by qualifying prospective accounts and leading solution discussions.</w:t>
+      </w:r>
+    </w:p>
+    <w:p>
+      <w:pPr>
+        <w:pStyle w:val="Compact"/>
+        <w:numPr>
+          <w:ilvl w:val="0"/>
+          <w:numId w:val="1003"/>
+        </w:numPr>
+      </w:pPr>
+      <w:r>
+        <w:t xml:space="preserve">Delivered a full-stack SaaS alpha in eleven months, building the application, cloud infrastructure, and automated release pipeline.</w:t>
+      </w:r>
+    </w:p>
+    <w:p>
+      <w:pPr>
+        <w:pStyle w:val="FirstParagraph"/>
+      </w:pPr>
+      <w:r>
+        <w:rPr>
+          <w:b/>
+          <w:bCs/>
+        </w:rPr>
+        <w:t xml:space="preserve">Network Engineer</w:t>
+      </w:r>
+      <w:r>
+        <w:br/>
+      </w:r>
+      <w:r>
+        <w:t xml:space="preserve">Mandry Technology — Lubbock, Texas</w:t>
+      </w:r>
+      <w:r>
+        <w:br/>
+      </w:r>
+      <w:r>
+        <w:rPr>
+          <w:i/>
+          <w:iCs/>
+        </w:rPr>
+        <w:t xml:space="preserve">August 2022 – July 2024</w:t>
       </w:r>
     </w:p>
     <w:p>
@@ -272,17 +319,7 @@
         </w:numPr>
       </w:pPr>
       <w:r>
-        <w:rPr>
-          <w:b/>
-          <w:bCs/>
-        </w:rPr>
-        <w:t xml:space="preserve">[Category, e.g. Analysis]:</w:t>
-      </w:r>
-      <w:r>
-        <w:t xml:space="preserve"> </w:t>
-      </w:r>
-      <w:r>
-        <w:t xml:space="preserve">[tool; tool; tool]</w:t>
+        <w:t xml:space="preserve">Supported small-business, government, and healthcare clients in HIPAA- and SOC 2-regulated environments, serving as direct technical contact during deployments.</w:t>
       </w:r>
     </w:p>
     <w:p>
@@ -294,74 +331,35 @@
         </w:numPr>
       </w:pPr>
       <w:r>
+        <w:t xml:space="preserve">Coordinated scheduled project deployments alongside reactive incident response across multiple concurrent client sites.</w:t>
+      </w:r>
+    </w:p>
+    <w:bookmarkEnd w:id="9"/>
+    <w:bookmarkStart w:id="10" w:name="education"/>
+    <w:p>
+      <w:pPr>
+        <w:pStyle w:val="Heading2"/>
+      </w:pPr>
+      <w:r>
+        <w:t xml:space="preserve">Education</w:t>
+      </w:r>
+    </w:p>
+    <w:p>
+      <w:pPr>
+        <w:pStyle w:val="FirstParagraph"/>
+      </w:pPr>
+      <w:r>
         <w:rPr>
           <w:b/>
           <w:bCs/>
         </w:rPr>
-        <w:t xml:space="preserve">[Category, e.g. Research]:</w:t>
-      </w:r>
-      <w:r>
-        <w:t xml:space="preserve"> </w:t>
-      </w:r>
-      <w:r>
-        <w:t xml:space="preserve">[tool; tool; tool]</w:t>
-      </w:r>
-    </w:p>
-    <w:p>
-      <w:pPr>
-        <w:pStyle w:val="Compact"/>
-        <w:numPr>
-          <w:ilvl w:val="0"/>
-          <w:numId w:val="1004"/>
-        </w:numPr>
-      </w:pPr>
-      <w:r>
-        <w:rPr>
-          <w:b/>
-          <w:bCs/>
-        </w:rPr>
-        <w:t xml:space="preserve">Languages:</w:t>
-      </w:r>
-      <w:r>
-        <w:t xml:space="preserve"> </w:t>
-      </w:r>
-      <w:r>
-        <w:t xml:space="preserve">[Language (fluent); Language (conversational)]</w:t>
-      </w:r>
-    </w:p>
-    <w:bookmarkEnd w:id="11"/>
-    <w:bookmarkStart w:id="12" w:name="activities"/>
-    <w:p>
-      <w:pPr>
-        <w:pStyle w:val="Heading2"/>
-      </w:pPr>
-      <w:r>
-        <w:t xml:space="preserve">Activities</w:t>
-      </w:r>
-    </w:p>
-    <w:p>
-      <w:r>
-        <w:pict>
-          <v:rect style="width:0;height:1.5pt" o:hralign="center" o:hrstd="t" o:hr="t"/>
-        </w:pict>
-      </w:r>
-    </w:p>
-    <w:p>
-      <w:pPr>
-        <w:pStyle w:val="FirstParagraph"/>
-      </w:pPr>
-      <w:r>
-        <w:rPr>
-          <w:b/>
-          <w:bCs/>
-        </w:rPr>
-        <w:t xml:space="preserve">[Organization]</w:t>
-      </w:r>
-      <w:r>
-        <w:t xml:space="preserve"> </w:t>
-      </w:r>
-      <w:r>
-        <w:t xml:space="preserve">— [Role]</w:t>
+        <w:t xml:space="preserve">B.S., Mechanical Engineering</w:t>
+      </w:r>
+      <w:r>
+        <w:br/>
+      </w:r>
+      <w:r>
+        <w:t xml:space="preserve">Texas Tech — Lubbock, Texas</w:t>
       </w:r>
       <w:r>
         <w:br/>
@@ -371,7 +369,17 @@
           <w:i/>
           <w:iCs/>
         </w:rPr>
-        <w:t xml:space="preserve">[Month Year] – [Month Year]</w:t>
+        <w:t xml:space="preserve">Expected May 2028</w:t>
+      </w:r>
+    </w:p>
+    <w:bookmarkEnd w:id="10"/>
+    <w:bookmarkStart w:id="11" w:name="skills"/>
+    <w:p>
+      <w:pPr>
+        <w:pStyle w:val="Heading2"/>
+      </w:pPr>
+      <w:r>
+        <w:t xml:space="preserve">Skills</w:t>
       </w:r>
     </w:p>
     <w:p>
@@ -383,10 +391,108 @@
         </w:numPr>
       </w:pPr>
       <w:r>
-        <w:t xml:space="preserve">[What you contributed, with a result.]</w:t>
-      </w:r>
-    </w:p>
-    <w:bookmarkEnd w:id="12"/>
+        <w:rPr>
+          <w:b/>
+          <w:bCs/>
+        </w:rPr>
+        <w:t xml:space="preserve">Analysis &amp; Reporting:</w:t>
+      </w:r>
+      <w:r>
+        <w:t xml:space="preserve"> </w:t>
+      </w:r>
+      <w:r>
+        <w:t xml:space="preserve">Microsoft Excel; PowerPoint; Word; SQL</w:t>
+      </w:r>
+    </w:p>
+    <w:p>
+      <w:pPr>
+        <w:pStyle w:val="Compact"/>
+        <w:numPr>
+          <w:ilvl w:val="0"/>
+          <w:numId w:val="1005"/>
+        </w:numPr>
+      </w:pPr>
+      <w:r>
+        <w:rPr>
+          <w:b/>
+          <w:bCs/>
+        </w:rPr>
+        <w:t xml:space="preserve">Software Development:</w:t>
+      </w:r>
+      <w:r>
+        <w:t xml:space="preserve"> </w:t>
+      </w:r>
+      <w:r>
+        <w:t xml:space="preserve">C# (.NET 8); TypeScript; React; Redis</w:t>
+      </w:r>
+    </w:p>
+    <w:p>
+      <w:pPr>
+        <w:pStyle w:val="Compact"/>
+        <w:numPr>
+          <w:ilvl w:val="0"/>
+          <w:numId w:val="1005"/>
+        </w:numPr>
+      </w:pPr>
+      <w:r>
+        <w:rPr>
+          <w:b/>
+          <w:bCs/>
+        </w:rPr>
+        <w:t xml:space="preserve">Cloud &amp; Infrastructure:</w:t>
+      </w:r>
+      <w:r>
+        <w:t xml:space="preserve"> </w:t>
+      </w:r>
+      <w:r>
+        <w:t xml:space="preserve">Microsoft Azure; Docker; Kubernetes; Terraform; Confluent Kafka</w:t>
+      </w:r>
+    </w:p>
+    <w:p>
+      <w:pPr>
+        <w:pStyle w:val="Compact"/>
+        <w:numPr>
+          <w:ilvl w:val="0"/>
+          <w:numId w:val="1005"/>
+        </w:numPr>
+      </w:pPr>
+      <w:r>
+        <w:rPr>
+          <w:b/>
+          <w:bCs/>
+        </w:rPr>
+        <w:t xml:space="preserve">Networking:</w:t>
+      </w:r>
+      <w:r>
+        <w:t xml:space="preserve"> </w:t>
+      </w:r>
+      <w:r>
+        <w:t xml:space="preserve">BGP; OSPF; MPLS; SIP; VLANs; VPNs</w:t>
+      </w:r>
+    </w:p>
+    <w:p>
+      <w:pPr>
+        <w:pStyle w:val="Compact"/>
+        <w:numPr>
+          <w:ilvl w:val="0"/>
+          <w:numId w:val="1005"/>
+        </w:numPr>
+      </w:pPr>
+      <w:r>
+        <w:rPr>
+          <w:b/>
+          <w:bCs/>
+        </w:rPr>
+        <w:t xml:space="preserve">Certification:</w:t>
+      </w:r>
+      <w:r>
+        <w:t xml:space="preserve"> </w:t>
+      </w:r>
+      <w:r>
+        <w:t xml:space="preserve">CompTIA Network+</w:t>
+      </w:r>
+    </w:p>
+    <w:bookmarkEnd w:id="11"/>
     <w:sectPr>
       <w:footnotePr>
         <w:numRestart w:val="eachSect"/>
